--- a/data/Dialogues multilateral_1st Global Forum on the Ethics of AI.docx
+++ b/data/Dialogues multilateral_1st Global Forum on the Ethics of AI.docx
@@ -86,68 +86,14 @@
         <w:t xml:space="preserve">Actors</w:t>
       </w:r>
     </w:p>
-    <w:tbl>
-      <w:tblPr>
-        <w:tblStyle w:val="Table"/>
-        <w:tblW w:type="auto" w:w="0"/>
-        <w:tblLook w:firstRow="1" w:lastRow="0" w:firstColumn="0" w:lastColumn="0" w:noHBand="0" w:noVBand="0" w:val="0020"/>
-      </w:tblPr>
-      <w:tblGrid>
-        <w:gridCol w:w="3960"/>
-        <w:gridCol w:w="3960"/>
-      </w:tblGrid>
-      <w:tr>
-        <w:trPr>
-          <w:tblHeader w:val="on"/>
-        </w:trPr>
-        <w:tc>
-          <w:tcPr/>
-          <w:p>
-            <w:pPr>
-              <w:pStyle w:val="Compact"/>
-            </w:pPr>
-            <w:r>
-              <w:t xml:space="preserve">Category</w:t>
-            </w:r>
-          </w:p>
-        </w:tc>
-        <w:tc>
-          <w:tcPr/>
-          <w:p>
-            <w:pPr>
-              <w:pStyle w:val="Compact"/>
-            </w:pPr>
-            <w:r>
-              <w:t xml:space="preserve">Actor</w:t>
-            </w:r>
-          </w:p>
-        </w:tc>
-      </w:tr>
-      <w:tr>
-        <w:tc>
-          <w:tcPr/>
-          <w:p>
-            <w:pPr>
-              <w:pStyle w:val="Compact"/>
-            </w:pPr>
-            <w:r>
-              <w:t xml:space="preserve">Political Actors</w:t>
-            </w:r>
-          </w:p>
-        </w:tc>
-        <w:tc>
-          <w:tcPr/>
-          <w:p>
-            <w:pPr>
-              <w:pStyle w:val="Compact"/>
-            </w:pPr>
-            <w:r>
-              <w:t xml:space="preserve">United Nations</w:t>
-            </w:r>
-          </w:p>
-        </w:tc>
-      </w:tr>
-    </w:tbl>
+    <w:p>
+      <w:pPr>
+        <w:pStyle w:val="FirstParagraph"/>
+      </w:pPr>
+      <w:r>
+        <w:t xml:space="preserve">No actors identified.</w:t>
+      </w:r>
+    </w:p>
     <w:bookmarkEnd w:id="22"/>
     <w:bookmarkStart w:id="23" w:name="main-themes"/>
     <w:p>
@@ -214,7 +160,31 @@
               <w:pStyle w:val="Compact"/>
             </w:pPr>
             <w:r>
-              <w:t xml:space="preserve">AI Ethics</w:t>
+              <w:t xml:space="preserve">AI Ethics; Artificial Intelligence</w:t>
+            </w:r>
+          </w:p>
+        </w:tc>
+      </w:tr>
+      <w:tr>
+        <w:tc>
+          <w:tcPr/>
+          <w:p>
+            <w:pPr>
+              <w:pStyle w:val="Compact"/>
+            </w:pPr>
+            <w:r>
+              <w:t xml:space="preserve">Data &amp; Governance</w:t>
+            </w:r>
+          </w:p>
+        </w:tc>
+        <w:tc>
+          <w:tcPr/>
+          <w:p>
+            <w:pPr>
+              <w:pStyle w:val="Compact"/>
+            </w:pPr>
+            <w:r>
+              <w:t xml:space="preserve">Digital Ethics</w:t>
             </w:r>
           </w:p>
         </w:tc>
